--- a/meeting/汇报稿 0605.docx
+++ b/meeting/汇报稿 0605.docx
@@ -6,6 +6,9 @@
       <w:pPr>
         <w:spacing w:after="0" w:line="240" w:lineRule="auto"/>
         <w:jc w:val="both"/>
+        <w:rPr>
+          <w:rFonts w:hint="eastAsia"/>
+        </w:rPr>
       </w:pPr>
       <w:r>
         <w:rPr>
@@ -33,6 +36,9 @@
       <w:pPr>
         <w:spacing w:after="0" w:line="240" w:lineRule="auto"/>
         <w:jc w:val="both"/>
+        <w:rPr>
+          <w:rFonts w:hint="eastAsia"/>
+        </w:rPr>
       </w:pPr>
       <w:r>
         <w:rPr>
@@ -45,6 +51,9 @@
       <w:pPr>
         <w:spacing w:after="0" w:line="240" w:lineRule="auto"/>
         <w:jc w:val="both"/>
+        <w:rPr>
+          <w:rFonts w:hint="eastAsia"/>
+        </w:rPr>
       </w:pPr>
       <w:r>
         <w:rPr>
@@ -86,7 +95,35 @@
         <w:rPr>
           <w:rFonts w:hint="eastAsia"/>
         </w:rPr>
-        <w:t>构造预训练的结构提取器挖掘每个氨基酸的原子相关性</w:t>
+        <w:t>构造</w:t>
+      </w:r>
+      <w:proofErr w:type="gramStart"/>
+      <w:r>
+        <w:rPr>
+          <w:rFonts w:hint="eastAsia"/>
+        </w:rPr>
+        <w:t>预训练</w:t>
+      </w:r>
+      <w:proofErr w:type="gramEnd"/>
+      <w:r>
+        <w:rPr>
+          <w:rFonts w:hint="eastAsia"/>
+        </w:rPr>
+        <w:t>的结构</w:t>
+      </w:r>
+      <w:proofErr w:type="gramStart"/>
+      <w:r>
+        <w:rPr>
+          <w:rFonts w:hint="eastAsia"/>
+        </w:rPr>
+        <w:t>提取器</w:t>
+      </w:r>
+      <w:proofErr w:type="gramEnd"/>
+      <w:r>
+        <w:rPr>
+          <w:rFonts w:hint="eastAsia"/>
+        </w:rPr>
+        <w:t>挖掘每个氨基酸的原子相关性</w:t>
       </w:r>
       <w:r>
         <w:rPr>
@@ -117,6 +154,9 @@
       <w:pPr>
         <w:spacing w:after="0" w:line="240" w:lineRule="auto"/>
         <w:jc w:val="both"/>
+        <w:rPr>
+          <w:rFonts w:hint="eastAsia"/>
+        </w:rPr>
       </w:pPr>
       <w:r>
         <w:rPr>
@@ -159,6 +199,9 @@
       <w:pPr>
         <w:spacing w:after="0" w:line="240" w:lineRule="auto"/>
         <w:jc w:val="both"/>
+        <w:rPr>
+          <w:rFonts w:hint="eastAsia"/>
+        </w:rPr>
       </w:pPr>
       <w:r>
         <w:t xml:space="preserve">Hello everyone, today I will be presenting a paper published at AAAI </w:t>
@@ -187,6 +230,9 @@
       <w:pPr>
         <w:spacing w:after="0" w:line="240" w:lineRule="auto"/>
         <w:jc w:val="both"/>
+        <w:rPr>
+          <w:rFonts w:hint="eastAsia"/>
+        </w:rPr>
       </w:pPr>
       <w:r>
         <w:t>The main contributions of this paper are as follows:</w:t>
@@ -196,6 +242,9 @@
       <w:pPr>
         <w:spacing w:after="0" w:line="240" w:lineRule="auto"/>
         <w:jc w:val="both"/>
+        <w:rPr>
+          <w:rFonts w:hint="eastAsia"/>
+        </w:rPr>
       </w:pPr>
       <w:r>
         <w:t xml:space="preserve">On one hand, </w:t>
@@ -204,13 +253,30 @@
         <w:rPr>
           <w:highlight w:val="yellow"/>
         </w:rPr>
-        <w:t>current protein sequence-based feature extractors struggle to capture the complex structural characteristics of proteins. To address this, the authors construct a pretrained structure-aware extractor to explore atomic-level correlations for each amino acid, and further design a Riemannian network that preserves structural relationships between features, thereby enhancing the existing protein representation framework.</w:t>
-      </w:r>
-    </w:p>
-    <w:p>
-      <w:pPr>
-        <w:spacing w:after="0" w:line="240" w:lineRule="auto"/>
-        <w:jc w:val="both"/>
+        <w:t xml:space="preserve">current protein sequence-based feature extractors struggle to capture the complex structural characteristics of proteins. To address this, the authors construct a pretrained structure-aware extractor to explore atomic-level correlations for each amino </w:t>
+      </w:r>
+      <w:proofErr w:type="gramStart"/>
+      <w:r>
+        <w:rPr>
+          <w:highlight w:val="yellow"/>
+        </w:rPr>
+        <w:t>acid, and</w:t>
+      </w:r>
+      <w:proofErr w:type="gramEnd"/>
+      <w:r>
+        <w:rPr>
+          <w:highlight w:val="yellow"/>
+        </w:rPr>
+        <w:t xml:space="preserve"> further design a Riemannian network that preserves structural relationships between features, thereby enhancing the existing protein representation framework.</w:t>
+      </w:r>
+    </w:p>
+    <w:p>
+      <w:pPr>
+        <w:spacing w:after="0" w:line="240" w:lineRule="auto"/>
+        <w:jc w:val="both"/>
+        <w:rPr>
+          <w:rFonts w:hint="eastAsia"/>
+        </w:rPr>
       </w:pPr>
       <w:r>
         <w:t>On the other hand, due to the substantial gap between protein and drug features, it is challenging to design a classifier with strong generalization capability. To overcome this, the authors develop a Riemannian classifier that leverages second-order protein-drug correlations within a unified feature space.</w:t>
@@ -220,6 +286,9 @@
       <w:pPr>
         <w:spacing w:after="0" w:line="240" w:lineRule="auto"/>
         <w:jc w:val="both"/>
+        <w:rPr>
+          <w:rFonts w:hint="eastAsia"/>
+        </w:rPr>
       </w:pPr>
     </w:p>
     <w:p>
@@ -253,6 +322,9 @@
       <w:pPr>
         <w:spacing w:after="0" w:line="240" w:lineRule="auto"/>
         <w:jc w:val="both"/>
+        <w:rPr>
+          <w:rFonts w:hint="eastAsia"/>
+        </w:rPr>
       </w:pPr>
       <w:r>
         <w:rPr>
@@ -264,13 +336,27 @@
         <w:rPr>
           <w:rFonts w:hint="eastAsia"/>
         </w:rPr>
-        <w:t>symmetric positive definite (SPD) matrix</w:t>
-      </w:r>
-      <w:r>
-        <w:rPr>
-          <w:rFonts w:hint="eastAsia"/>
-        </w:rPr>
-        <w:t>s组成</w:t>
+        <w:t xml:space="preserve">symmetric positive definite (SPD) </w:t>
+      </w:r>
+      <w:proofErr w:type="spellStart"/>
+      <w:r>
+        <w:rPr>
+          <w:rFonts w:hint="eastAsia"/>
+        </w:rPr>
+        <w:t>matrix</w:t>
+      </w:r>
+      <w:r>
+        <w:rPr>
+          <w:rFonts w:hint="eastAsia"/>
+        </w:rPr>
+        <w:t>s</w:t>
+      </w:r>
+      <w:proofErr w:type="spellEnd"/>
+      <w:r>
+        <w:rPr>
+          <w:rFonts w:hint="eastAsia"/>
+        </w:rPr>
+        <w:t>组成</w:t>
       </w:r>
       <w:r>
         <w:rPr>
@@ -299,6 +385,9 @@
       <w:pPr>
         <w:spacing w:after="0" w:line="240" w:lineRule="auto"/>
         <w:jc w:val="both"/>
+        <w:rPr>
+          <w:rFonts w:hint="eastAsia"/>
+        </w:rPr>
       </w:pPr>
     </w:p>
     <w:p>
@@ -350,6 +439,9 @@
       <w:pPr>
         <w:spacing w:after="0" w:line="240" w:lineRule="auto"/>
         <w:jc w:val="both"/>
+        <w:rPr>
+          <w:rFonts w:hint="eastAsia"/>
+        </w:rPr>
       </w:pPr>
       <w:r>
         <w:t>To better extract the structural features of proteins, the authors construct the covariance matrix of amino acid vectors to emphasize the second-order correlations within the protein. Subsequently, a small identity matrix perturbation is added to transform the covariance matrix into a symmetric positive definite (SPD) matrix.</w:t>
@@ -359,6 +451,9 @@
       <w:pPr>
         <w:spacing w:after="0" w:line="240" w:lineRule="auto"/>
         <w:jc w:val="both"/>
+        <w:rPr>
+          <w:rFonts w:hint="eastAsia"/>
+        </w:rPr>
       </w:pPr>
     </w:p>
     <w:p>
@@ -393,6 +488,9 @@
       <w:pPr>
         <w:spacing w:after="0" w:line="240" w:lineRule="auto"/>
         <w:jc w:val="both"/>
+        <w:rPr>
+          <w:rFonts w:hint="eastAsia"/>
+        </w:rPr>
       </w:pPr>
       <w:r>
         <w:t>Regarding the construction of the protein sequence feature extractor, on one hand, the authors represent a protein as a set of SPD matrices and employ an SPD-GNN to update each SPD matrix in the set, where each SPD matrix corresponds to a specific amino acid in the protein. Through these operations, the structural hidden features of the protein are effectively captured.</w:t>
@@ -402,32 +500,43 @@
       <w:pPr>
         <w:spacing w:after="0" w:line="240" w:lineRule="auto"/>
         <w:jc w:val="both"/>
-      </w:pPr>
-    </w:p>
-    <w:p>
-      <w:pPr>
-        <w:jc w:val="both"/>
-        <w:rPr>
-          <w:rFonts w:hint="eastAsia"/>
-        </w:rPr>
-      </w:pPr>
-      <w:r>
-        <w:rPr>
-          <w:rFonts w:hint="eastAsia"/>
-        </w:rPr>
-        <w:t>另一方面，蛋白质编码经过DenseNet以及</w:t>
-      </w:r>
-      <w:r>
-        <w:rPr>
-          <w:rFonts w:hint="eastAsia"/>
-        </w:rPr>
-        <w:t>SPD Transfor</w:t>
-      </w:r>
-      <w:r>
-        <w:rPr>
-          <w:rFonts w:hint="eastAsia"/>
-        </w:rPr>
-        <w:t>m后</w:t>
+        <w:rPr>
+          <w:rFonts w:hint="eastAsia"/>
+        </w:rPr>
+      </w:pPr>
+    </w:p>
+    <w:p>
+      <w:pPr>
+        <w:jc w:val="both"/>
+        <w:rPr>
+          <w:rFonts w:hint="eastAsia"/>
+        </w:rPr>
+      </w:pPr>
+      <w:r>
+        <w:rPr>
+          <w:rFonts w:hint="eastAsia"/>
+        </w:rPr>
+        <w:t>另一方面，蛋白质编码经过</w:t>
+      </w:r>
+      <w:proofErr w:type="spellStart"/>
+      <w:r>
+        <w:rPr>
+          <w:rFonts w:hint="eastAsia"/>
+        </w:rPr>
+        <w:t>DenseNet</w:t>
+      </w:r>
+      <w:proofErr w:type="spellEnd"/>
+      <w:r>
+        <w:rPr>
+          <w:rFonts w:hint="eastAsia"/>
+        </w:rPr>
+        <w:t>以及</w:t>
+      </w:r>
+      <w:r>
+        <w:rPr>
+          <w:rFonts w:hint="eastAsia"/>
+        </w:rPr>
+        <w:t>SPD Transform后</w:t>
       </w:r>
       <w:r>
         <w:rPr>
@@ -439,19 +548,7 @@
         <w:rPr>
           <w:rFonts w:hint="eastAsia"/>
         </w:rPr>
-        <w:t>得到</w:t>
-      </w:r>
-      <w:r>
-        <w:rPr>
-          <w:rFonts w:hint="eastAsia"/>
-        </w:rPr>
-        <w:t>hidden Feature</w:t>
-      </w:r>
-      <w:r>
-        <w:rPr>
-          <w:rFonts w:hint="eastAsia"/>
-        </w:rPr>
-        <w:t>。将</w:t>
+        <w:t>得到hidden Feature。将</w:t>
       </w:r>
       <w:r>
         <w:rPr>
@@ -463,31 +560,7 @@
         <w:rPr>
           <w:rFonts w:hint="eastAsia"/>
         </w:rPr>
-        <w:t>hidden Feature在Reconstructor中计算其重建为真实空间坐标的损失loss1，此外，</w:t>
-      </w:r>
-      <w:r>
-        <w:rPr>
-          <w:rFonts w:hint="eastAsia"/>
-        </w:rPr>
-        <w:t>hidden Feature</w:t>
-      </w:r>
-      <w:r>
-        <w:rPr>
-          <w:rFonts w:hint="eastAsia"/>
-        </w:rPr>
-        <w:t>与</w:t>
-      </w:r>
-      <w:r>
-        <w:rPr>
-          <w:rFonts w:hint="eastAsia"/>
-        </w:rPr>
-        <w:t>structural hidden feature</w:t>
-      </w:r>
-      <w:r>
-        <w:rPr>
-          <w:rFonts w:hint="eastAsia"/>
-        </w:rPr>
-        <w:t>进行对比学习得到loss2。</w:t>
+        <w:t>hidden Feature在Reconstructor中计算其重建为真实空间坐标的损失loss1，此外，hidden Feature与structural hidden feature进行对比学习得到loss2。</w:t>
       </w:r>
       <w:r>
         <w:rPr>
@@ -526,28 +599,75 @@
         </w:rPr>
       </w:pPr>
       <w:r>
-        <w:t>On the other hand, the protein encoding is processed through a DenseNet followed by an SPD Transform to obtain the hidden feature. This hidden feature is then fed into a Reconstructor to compute the reconstruction loss (loss1) with respect to the true spatial coordinates. Additionally, contrastive learning is performed between the hidden feature and the structural hidden feature to obtain loss2. The combined loss from loss1 and loss2 is used to train the protein sequence feature extractor.</w:t>
-      </w:r>
-    </w:p>
-    <w:p>
-      <w:pPr>
-        <w:spacing w:after="0" w:line="240" w:lineRule="auto"/>
-        <w:jc w:val="both"/>
-      </w:pPr>
-    </w:p>
-    <w:p>
-      <w:pPr>
-        <w:spacing w:after="0" w:line="240" w:lineRule="auto"/>
-        <w:jc w:val="both"/>
-        <w:rPr>
-          <w:rFonts w:hint="eastAsia"/>
-        </w:rPr>
-      </w:pPr>
-      <w:r>
-        <w:rPr>
-          <w:rFonts w:hint="eastAsia"/>
-        </w:rPr>
-        <w:t>使用预训练的蛋白质序列的特征提取器从蛋白质编码中提取结构信息特征，此外，蛋白质的序列信息特征经过Prot-Bert以及DenseNet获取。两种模态的蛋白质特征经过concatenate操作进行拼接</w:t>
+        <w:t xml:space="preserve">On the other hand, the protein encoding is processed through a </w:t>
+      </w:r>
+      <w:proofErr w:type="spellStart"/>
+      <w:r>
+        <w:t>DenseNet</w:t>
+      </w:r>
+      <w:proofErr w:type="spellEnd"/>
+      <w:r>
+        <w:t xml:space="preserve"> followed by an SPD Transform to obtain the hidden feature. This hidden feature is then fed into a Reconstructor to compute the reconstruction loss (</w:t>
+      </w:r>
+      <w:proofErr w:type="gramStart"/>
+      <w:r>
+        <w:t>loss1</w:t>
+      </w:r>
+      <w:proofErr w:type="gramEnd"/>
+      <w:r>
+        <w:t>) with respect to the true spatial coordinates. Additionally, contrastive learning is performed between the hidden feature and the structural hidden feature to obtain loss2. The combined loss from loss1 and loss2 is used to train the protein sequence feature extractor.</w:t>
+      </w:r>
+    </w:p>
+    <w:p>
+      <w:pPr>
+        <w:spacing w:after="0" w:line="240" w:lineRule="auto"/>
+        <w:jc w:val="both"/>
+        <w:rPr>
+          <w:rFonts w:hint="eastAsia"/>
+        </w:rPr>
+      </w:pPr>
+    </w:p>
+    <w:p>
+      <w:pPr>
+        <w:spacing w:after="0" w:line="240" w:lineRule="auto"/>
+        <w:jc w:val="both"/>
+        <w:rPr>
+          <w:rFonts w:hint="eastAsia"/>
+        </w:rPr>
+      </w:pPr>
+      <w:r>
+        <w:rPr>
+          <w:rFonts w:hint="eastAsia"/>
+        </w:rPr>
+        <w:t>使用</w:t>
+      </w:r>
+      <w:proofErr w:type="gramStart"/>
+      <w:r>
+        <w:rPr>
+          <w:rFonts w:hint="eastAsia"/>
+        </w:rPr>
+        <w:t>预训练</w:t>
+      </w:r>
+      <w:proofErr w:type="gramEnd"/>
+      <w:r>
+        <w:rPr>
+          <w:rFonts w:hint="eastAsia"/>
+        </w:rPr>
+        <w:t>的蛋白质序列的特征提取器从蛋白质编码中提取结构信息特征，此外，蛋白质的序列信息特征经过Prot-Bert以及</w:t>
+      </w:r>
+      <w:proofErr w:type="spellStart"/>
+      <w:r>
+        <w:rPr>
+          <w:rFonts w:hint="eastAsia"/>
+        </w:rPr>
+        <w:t>DenseNet</w:t>
+      </w:r>
+      <w:proofErr w:type="spellEnd"/>
+      <w:r>
+        <w:rPr>
+          <w:rFonts w:hint="eastAsia"/>
+        </w:rPr>
+        <w:t>获取。两种模态的蛋白质特征经过concatenate操作进行拼接</w:t>
       </w:r>
       <w:r>
         <w:rPr>
@@ -560,29 +680,57 @@
       <w:pPr>
         <w:spacing w:after="0" w:line="240" w:lineRule="auto"/>
         <w:jc w:val="both"/>
-      </w:pPr>
-      <w:r>
-        <w:t>A pre-trained protein sequence feature extractor is used to extract structural information features from the protein encoding. In addition, sequence information features of the protein are obtained through Prot-Bert followed by a DenseNet. The two modalities of protein features are concatenated to obtain a more informative and comprehensive protein representation.</w:t>
-      </w:r>
-    </w:p>
-    <w:p>
-      <w:pPr>
-        <w:spacing w:after="0" w:line="240" w:lineRule="auto"/>
-        <w:jc w:val="both"/>
-      </w:pPr>
-    </w:p>
-    <w:p>
-      <w:pPr>
-        <w:jc w:val="both"/>
-        <w:rPr>
-          <w:rFonts w:hint="eastAsia"/>
-        </w:rPr>
-      </w:pPr>
-      <w:r>
-        <w:rPr>
-          <w:rFonts w:hint="eastAsia"/>
-        </w:rPr>
-        <w:t>另一方面，药物序列经过RDKit（一种</w:t>
+        <w:rPr>
+          <w:rFonts w:hint="eastAsia"/>
+        </w:rPr>
+      </w:pPr>
+      <w:r>
+        <w:t xml:space="preserve">A pre-trained protein sequence feature extractor is used to extract structural information features from the protein encoding. In addition, sequence information features of the protein are obtained through Prot-Bert followed by a </w:t>
+      </w:r>
+      <w:proofErr w:type="spellStart"/>
+      <w:r>
+        <w:t>DenseNet</w:t>
+      </w:r>
+      <w:proofErr w:type="spellEnd"/>
+      <w:r>
+        <w:t>. The two modalities of protein features are concatenated to obtain a more informative and comprehensive protein representation.</w:t>
+      </w:r>
+    </w:p>
+    <w:p>
+      <w:pPr>
+        <w:spacing w:after="0" w:line="240" w:lineRule="auto"/>
+        <w:jc w:val="both"/>
+        <w:rPr>
+          <w:rFonts w:hint="eastAsia"/>
+        </w:rPr>
+      </w:pPr>
+    </w:p>
+    <w:p>
+      <w:pPr>
+        <w:jc w:val="both"/>
+        <w:rPr>
+          <w:rFonts w:hint="eastAsia"/>
+        </w:rPr>
+      </w:pPr>
+      <w:r>
+        <w:rPr>
+          <w:rFonts w:hint="eastAsia"/>
+        </w:rPr>
+        <w:t>另一方面，药物序列经过</w:t>
+      </w:r>
+      <w:proofErr w:type="spellStart"/>
+      <w:r>
+        <w:rPr>
+          <w:rFonts w:hint="eastAsia"/>
+        </w:rPr>
+        <w:t>RDKit</w:t>
+      </w:r>
+      <w:proofErr w:type="spellEnd"/>
+      <w:r>
+        <w:rPr>
+          <w:rFonts w:hint="eastAsia"/>
+        </w:rPr>
+        <w:t>（一种</w:t>
       </w:r>
       <w:r>
         <w:t>用于化学信息处理的开源工具包</w:t>
@@ -600,37 +748,49 @@
         <w:rPr>
           <w:rFonts w:hint="eastAsia"/>
         </w:rPr>
-        <w:t xml:space="preserve"> block获取其结构信息特征，此外，药物序列经过Smiles-Bert及DenseNet获取其序列信息特征。这两种模态的药物特征经过Cross-Attention操作进行融合，并</w:t>
-      </w:r>
-      <w:r>
-        <w:rPr>
-          <w:rFonts w:hint="eastAsia"/>
-        </w:rPr>
-        <w:t>经过concatenate操作进行拼接，以获取信息量更丰富的</w:t>
-      </w:r>
-      <w:r>
-        <w:rPr>
-          <w:rFonts w:hint="eastAsia"/>
-        </w:rPr>
-        <w:t>药物</w:t>
-      </w:r>
-      <w:r>
-        <w:rPr>
-          <w:rFonts w:hint="eastAsia"/>
-        </w:rPr>
-        <w:t>特征。</w:t>
-      </w:r>
-    </w:p>
-    <w:p>
-      <w:pPr>
-        <w:spacing w:after="0" w:line="240" w:lineRule="auto"/>
-        <w:jc w:val="both"/>
-        <w:rPr>
-          <w:rFonts w:hint="eastAsia"/>
-        </w:rPr>
-      </w:pPr>
-      <w:r>
-        <w:t>On the other hand, the drug sequence is processed using RDKit—an open-source toolkit for cheminformatics—along with a Molecular Graph Attention block to obtain its structural information features. Additionally, the drug sequence is passed through SMILES-BERT and a DenseNet to extract its sequence information features. These two modalities of drug features are fused via a Cross-Attention mechanism and then concatenated to produce a more informative and comprehensive drug representation.</w:t>
+        <w:t xml:space="preserve"> block获取其结构信息特征，此外，药物序列经过Smiles-Bert及</w:t>
+      </w:r>
+      <w:proofErr w:type="spellStart"/>
+      <w:r>
+        <w:rPr>
+          <w:rFonts w:hint="eastAsia"/>
+        </w:rPr>
+        <w:t>DenseNet</w:t>
+      </w:r>
+      <w:proofErr w:type="spellEnd"/>
+      <w:r>
+        <w:rPr>
+          <w:rFonts w:hint="eastAsia"/>
+        </w:rPr>
+        <w:t>获取其序列信息特征。这两种模态的药物特征经过Cross-Attention操作进行融合，并经过concatenate操作进行拼接，以获取信息量更丰富的药物特征。</w:t>
+      </w:r>
+    </w:p>
+    <w:p>
+      <w:pPr>
+        <w:spacing w:after="0" w:line="240" w:lineRule="auto"/>
+        <w:jc w:val="both"/>
+        <w:rPr>
+          <w:rFonts w:hint="eastAsia"/>
+        </w:rPr>
+      </w:pPr>
+      <w:r>
+        <w:t xml:space="preserve">On the other hand, the drug sequence is processed using </w:t>
+      </w:r>
+      <w:proofErr w:type="spellStart"/>
+      <w:r>
+        <w:t>RDKit</w:t>
+      </w:r>
+      <w:proofErr w:type="spellEnd"/>
+      <w:r>
+        <w:t xml:space="preserve">—an open-source toolkit for cheminformatics—along with a Molecular Graph Attention block to obtain its structural information features. Additionally, the drug sequence is passed through SMILES-BERT and a </w:t>
+      </w:r>
+      <w:proofErr w:type="spellStart"/>
+      <w:r>
+        <w:t>DenseNet</w:t>
+      </w:r>
+      <w:proofErr w:type="spellEnd"/>
+      <w:r>
+        <w:t xml:space="preserve"> to extract its sequence information features. These two modalities of drug features are fused via a Cross-Attention mechanism and then concatenated to produce a more informative and comprehensive drug representation.</w:t>
       </w:r>
     </w:p>
     <w:p>
@@ -661,25 +821,16 @@
           <w:rFonts w:hint="eastAsia"/>
         </w:rPr>
         <w:lastRenderedPageBreak/>
-        <w:t>之后，根据</w:t>
-      </w:r>
-      <w:r>
-        <w:rPr>
-          <w:rFonts w:hint="eastAsia"/>
-        </w:rPr>
-        <w:t>joint feature</w:t>
-      </w:r>
-      <w:r>
-        <w:rPr>
-          <w:rFonts w:hint="eastAsia"/>
-        </w:rPr>
-        <w:t>计算SPD矩阵作为其黎曼特征。最后，黎曼特征被转换为向量表示，并使用MLP来预测蛋白质药物之间的相互作用。</w:t>
-      </w:r>
-    </w:p>
-    <w:p>
-      <w:pPr>
-        <w:spacing w:after="0" w:line="240" w:lineRule="auto"/>
-        <w:jc w:val="both"/>
+        <w:t>之后，根据joint feature计算SPD矩阵作为其黎曼特征。最后，黎曼特征被转换为向量表示，并使用MLP来预测蛋白质药物之间的相互作用。</w:t>
+      </w:r>
+    </w:p>
+    <w:p>
+      <w:pPr>
+        <w:spacing w:after="0" w:line="240" w:lineRule="auto"/>
+        <w:jc w:val="both"/>
+        <w:rPr>
+          <w:rFonts w:hint="eastAsia"/>
+        </w:rPr>
       </w:pPr>
       <w:r>
         <w:t>The authors map the previously obtained protein features and drug features through fully connected layers to obtain a joint feature. Subsequently, an SPD matrix is computed from the joint feature to serve as its Riemannian representation. Finally, the Riemannian feature is transformed into a vector representation, and an MLP is employed to predict the interaction between the protein and the drug.</w:t>
@@ -689,12 +840,18 @@
       <w:pPr>
         <w:spacing w:after="0" w:line="240" w:lineRule="auto"/>
         <w:jc w:val="both"/>
-      </w:pPr>
-    </w:p>
-    <w:p>
-      <w:pPr>
-        <w:spacing w:after="0" w:line="240" w:lineRule="auto"/>
-        <w:jc w:val="both"/>
+        <w:rPr>
+          <w:rFonts w:hint="eastAsia"/>
+        </w:rPr>
+      </w:pPr>
+    </w:p>
+    <w:p>
+      <w:pPr>
+        <w:spacing w:after="0" w:line="240" w:lineRule="auto"/>
+        <w:jc w:val="both"/>
+        <w:rPr>
+          <w:rFonts w:hint="eastAsia"/>
+        </w:rPr>
       </w:pPr>
       <w:r>
         <w:rPr>
@@ -782,6 +939,9 @@
       <w:pPr>
         <w:spacing w:after="0" w:line="240" w:lineRule="auto"/>
         <w:jc w:val="both"/>
+        <w:rPr>
+          <w:rFonts w:hint="eastAsia"/>
+        </w:rPr>
       </w:pPr>
       <w:r>
         <w:rPr>
@@ -794,18 +954,33 @@
       <w:pPr>
         <w:spacing w:after="0" w:line="240" w:lineRule="auto"/>
         <w:jc w:val="both"/>
-      </w:pPr>
-    </w:p>
-    <w:p>
-      <w:pPr>
-        <w:spacing w:after="0" w:line="240" w:lineRule="auto"/>
-        <w:jc w:val="both"/>
-      </w:pPr>
-      <w:r>
-        <w:rPr>
-          <w:rFonts w:hint="eastAsia"/>
-        </w:rPr>
-        <w:t>如表1所示，</w:t>
+        <w:rPr>
+          <w:rFonts w:hint="eastAsia"/>
+        </w:rPr>
+      </w:pPr>
+    </w:p>
+    <w:p>
+      <w:pPr>
+        <w:spacing w:after="0" w:line="240" w:lineRule="auto"/>
+        <w:jc w:val="both"/>
+      </w:pPr>
+      <w:r>
+        <w:rPr>
+          <w:rFonts w:hint="eastAsia"/>
+        </w:rPr>
+        <w:t>如</w:t>
+      </w:r>
+      <w:r>
+        <w:rPr>
+          <w:rFonts w:hint="eastAsia"/>
+        </w:rPr>
+        <w:t>上表</w:t>
+      </w:r>
+      <w:r>
+        <w:rPr>
+          <w:rFonts w:hint="eastAsia"/>
+        </w:rPr>
+        <w:t>所示，</w:t>
       </w:r>
       <w:r>
         <w:t>The</w:t>
@@ -826,7 +1001,15 @@
         <w:t xml:space="preserve"> </w:t>
       </w:r>
       <w:r>
-        <w:t>in most metrics, especially in the BindingDB and Drug-</w:t>
+        <w:t xml:space="preserve">in most metrics, especially in the </w:t>
+      </w:r>
+      <w:proofErr w:type="spellStart"/>
+      <w:r>
+        <w:t>BindingDB</w:t>
+      </w:r>
+      <w:proofErr w:type="spellEnd"/>
+      <w:r>
+        <w:t xml:space="preserve"> and Drug-</w:t>
       </w:r>
       <w:r>
         <w:t>Bank datasets.</w:t>
@@ -868,7 +1051,15 @@
         <w:t xml:space="preserve"> </w:t>
       </w:r>
       <w:r>
-        <w:t>as compared to the second best method, PSC-CPI,</w:t>
+        <w:t xml:space="preserve">as compared to the </w:t>
+      </w:r>
+      <w:proofErr w:type="gramStart"/>
+      <w:r>
+        <w:t>second best</w:t>
+      </w:r>
+      <w:proofErr w:type="gramEnd"/>
+      <w:r>
+        <w:t xml:space="preserve"> method, PSC-CPI,</w:t>
       </w:r>
       <w:r>
         <w:rPr>
@@ -877,7 +1068,23 @@
         <w:t xml:space="preserve"> </w:t>
       </w:r>
       <w:r>
-        <w:t>in the BindingDB. Meanwhile, in the DrugBank, the AUCROC</w:t>
+        <w:t xml:space="preserve">in the </w:t>
+      </w:r>
+      <w:proofErr w:type="spellStart"/>
+      <w:r>
+        <w:t>BindingDB</w:t>
+      </w:r>
+      <w:proofErr w:type="spellEnd"/>
+      <w:r>
+        <w:t xml:space="preserve">. Meanwhile, in the </w:t>
+      </w:r>
+      <w:proofErr w:type="spellStart"/>
+      <w:r>
+        <w:t>DrugBank</w:t>
+      </w:r>
+      <w:proofErr w:type="spellEnd"/>
+      <w:r>
+        <w:t>, the AUCROC</w:t>
       </w:r>
       <w:r>
         <w:rPr>
@@ -913,7 +1120,15 @@
         <w:t xml:space="preserve"> </w:t>
       </w:r>
       <w:r>
-        <w:t>R-DTI. In small-sample datasets, Human and C.elegans, the</w:t>
+        <w:t xml:space="preserve">R-DTI. In small-sample datasets, Human and </w:t>
+      </w:r>
+      <w:proofErr w:type="spellStart"/>
+      <w:r>
+        <w:t>C.elegans</w:t>
+      </w:r>
+      <w:proofErr w:type="spellEnd"/>
+      <w:r>
+        <w:t>, the</w:t>
       </w:r>
       <w:r>
         <w:rPr>
@@ -922,365 +1137,359 @@
         <w:t xml:space="preserve"> </w:t>
       </w:r>
       <w:r>
-        <w:t>superior performance of the R-DTI model remains stable.</w:t>
-      </w:r>
-    </w:p>
-    <w:p>
-      <w:pPr>
-        <w:spacing w:after="0" w:line="240" w:lineRule="auto"/>
-        <w:jc w:val="both"/>
-      </w:pPr>
-    </w:p>
-    <w:p>
-      <w:pPr>
-        <w:spacing w:after="0" w:line="240" w:lineRule="auto"/>
-        <w:jc w:val="both"/>
-      </w:pPr>
-    </w:p>
-    <w:p>
-      <w:pPr>
-        <w:spacing w:after="0" w:line="240" w:lineRule="auto"/>
-        <w:jc w:val="both"/>
-      </w:pPr>
-    </w:p>
-    <w:p>
-      <w:pPr>
-        <w:spacing w:after="0" w:line="240" w:lineRule="auto"/>
-        <w:jc w:val="both"/>
-      </w:pPr>
-    </w:p>
-    <w:p>
-      <w:pPr>
-        <w:spacing w:after="0" w:line="240" w:lineRule="auto"/>
-        <w:jc w:val="both"/>
-      </w:pPr>
-    </w:p>
-    <w:p>
-      <w:pPr>
-        <w:spacing w:after="0" w:line="240" w:lineRule="auto"/>
-        <w:jc w:val="both"/>
-      </w:pPr>
-    </w:p>
-    <w:p>
-      <w:pPr>
-        <w:spacing w:after="0" w:line="240" w:lineRule="auto"/>
-        <w:jc w:val="both"/>
-      </w:pPr>
-    </w:p>
-    <w:p>
-      <w:pPr>
-        <w:spacing w:after="0" w:line="240" w:lineRule="auto"/>
-        <w:jc w:val="both"/>
-        <w:rPr>
-          <w:rFonts w:hint="eastAsia"/>
-        </w:rPr>
-      </w:pPr>
-    </w:p>
-    <w:p>
-      <w:pPr>
-        <w:spacing w:after="0" w:line="240" w:lineRule="auto"/>
-        <w:jc w:val="both"/>
-        <w:rPr>
-          <w:rFonts w:hint="eastAsia"/>
-        </w:rPr>
-      </w:pPr>
-    </w:p>
-    <w:p>
-      <w:pPr>
-        <w:spacing w:after="0" w:line="240" w:lineRule="auto"/>
-        <w:jc w:val="both"/>
-      </w:pPr>
-    </w:p>
-    <w:p>
-      <w:pPr>
-        <w:spacing w:after="0" w:line="240" w:lineRule="auto"/>
-        <w:jc w:val="both"/>
-      </w:pPr>
-    </w:p>
-    <w:p>
-      <w:pPr>
-        <w:spacing w:after="0" w:line="240" w:lineRule="auto"/>
-        <w:jc w:val="both"/>
-      </w:pPr>
-    </w:p>
-    <w:p>
-      <w:pPr>
-        <w:spacing w:after="0" w:line="240" w:lineRule="auto"/>
-        <w:jc w:val="both"/>
-      </w:pPr>
-    </w:p>
-    <w:p>
-      <w:pPr>
-        <w:spacing w:after="0" w:line="240" w:lineRule="auto"/>
-        <w:jc w:val="both"/>
-        <w:rPr>
-          <w:rFonts w:hint="eastAsia"/>
-        </w:rPr>
-      </w:pPr>
-    </w:p>
-    <w:p>
-      <w:pPr>
-        <w:spacing w:after="0"/>
-        <w:jc w:val="both"/>
-      </w:pPr>
-      <w:r>
-        <w:rPr>
-          <w:rFonts w:hint="eastAsia"/>
-        </w:rPr>
-        <w:t xml:space="preserve">由于 </w:t>
-      </w:r>
-      <w:r>
-        <w:t xml:space="preserve">the complex protein structures cannot be well represented by current protein </w:t>
-      </w:r>
-      <w:r>
+        <w:t xml:space="preserve">superior performance of the R-DTI model remains </w:t>
+      </w:r>
+      <w:proofErr w:type="spellStart"/>
+      <w:r>
+        <w:t>stable.</w:t>
+      </w:r>
+      <w:r>
+        <w:t>AUC</w:t>
+      </w:r>
+      <w:proofErr w:type="spellEnd"/>
+      <w:r>
+        <w:t>-ROC</w:t>
+      </w:r>
+      <w:r>
+        <w:rPr>
+          <w:rFonts w:hint="eastAsia"/>
+        </w:rPr>
+        <w:t>用来</w:t>
+      </w:r>
+      <w:r>
+        <w:t>衡量模型整体区分正负类的能力</w:t>
+      </w:r>
+      <w:r>
+        <w:rPr>
+          <w:rFonts w:hint="eastAsia"/>
+        </w:rPr>
+        <w:t>，</w:t>
+      </w:r>
+      <w:r>
+        <w:t>AUC-ROC 越大，说明模型区分正负类的能力越强</w:t>
+      </w:r>
+      <w:r>
+        <w:rPr>
+          <w:rFonts w:hint="eastAsia"/>
+        </w:rPr>
+        <w:t>。</w:t>
+      </w:r>
+      <w:r>
+        <w:t>AUC-PR</w:t>
+      </w:r>
+      <w:r>
+        <w:rPr>
+          <w:rFonts w:hint="eastAsia"/>
+        </w:rPr>
+        <w:t>用来</w:t>
+      </w:r>
+      <w:r>
+        <w:rPr>
+          <w:rFonts w:hint="eastAsia"/>
+        </w:rPr>
+        <w:t>衡量模</w:t>
+      </w:r>
+      <w:r>
+        <w:t>型在精确率和召回率上的综合表现，</w:t>
+      </w:r>
+      <w:r>
+        <w:rPr>
+          <w:rFonts w:hint="eastAsia"/>
+        </w:rPr>
+        <w:t>该值越高，则</w:t>
+      </w:r>
+      <w:r>
+        <w:t>模型能够更准确地</w:t>
+      </w:r>
+      <w:proofErr w:type="gramStart"/>
+      <w:r>
+        <w:t>识别正类</w:t>
+      </w:r>
+      <w:proofErr w:type="gramEnd"/>
+      <w:r>
+        <w:t>，同时尽量减少误报</w:t>
+      </w:r>
+      <w:r>
+        <w:rPr>
+          <w:rFonts w:hint="eastAsia"/>
+        </w:rPr>
+        <w:t>。</w:t>
+      </w:r>
+    </w:p>
+    <w:p>
+      <w:pPr>
+        <w:spacing w:after="0" w:line="240" w:lineRule="auto"/>
+        <w:jc w:val="both"/>
+      </w:pPr>
+      <w:r>
+        <w:t>AUC-ROC is used to evaluate the overall ability of a model to distinguish between positive and negative classes, with higher values indicating stronger discriminative capability. AUC-PR reflects the model's combined performance in terms of precision and recall, with higher values indicating better identification of positive samples while minimizing false positives.</w:t>
+      </w:r>
+    </w:p>
+    <w:p>
+      <w:pPr>
+        <w:spacing w:after="0" w:line="240" w:lineRule="auto"/>
+        <w:jc w:val="both"/>
+        <w:rPr>
+          <w:rFonts w:hint="eastAsia"/>
+        </w:rPr>
+      </w:pPr>
+      <w:r>
+        <w:t xml:space="preserve">As shown in the table above, the proposed R-DTI method outperforms all other methods across most evaluation metrics, particularly on the </w:t>
+      </w:r>
+      <w:proofErr w:type="spellStart"/>
+      <w:r>
+        <w:t>BindingDB</w:t>
+      </w:r>
+      <w:proofErr w:type="spellEnd"/>
+      <w:r>
+        <w:t xml:space="preserve"> and </w:t>
+      </w:r>
+      <w:proofErr w:type="spellStart"/>
+      <w:r>
+        <w:t>DrugBank</w:t>
+      </w:r>
+      <w:proofErr w:type="spellEnd"/>
+      <w:r>
+        <w:t xml:space="preserve"> datasets. Specifically, R-DTI achieves performance gains of 1.4% and 1.0% in terms of AUC-ROC and AUC-PR, respectively, compared to the second-best method, PSC-CPI, on the </w:t>
+      </w:r>
+      <w:proofErr w:type="spellStart"/>
+      <w:r>
+        <w:t>BindingDB</w:t>
+      </w:r>
+      <w:proofErr w:type="spellEnd"/>
+      <w:r>
+        <w:t xml:space="preserve"> dataset. Similarly, on the </w:t>
+      </w:r>
+      <w:proofErr w:type="spellStart"/>
+      <w:r>
+        <w:t>DrugBank</w:t>
+      </w:r>
+      <w:proofErr w:type="spellEnd"/>
+      <w:r>
+        <w:t xml:space="preserve"> dataset, R-DTI surpasses PSC-CPI by 1.9% in AUC-ROC and 1.5% in AUC-PR, demonstrating the superior effectiveness of the proposed method. On small-sample datasets such as Human and C. elegans, the R-DTI model also maintains consistently strong performance. </w:t>
+      </w:r>
+    </w:p>
+    <w:p>
+      <w:pPr>
+        <w:spacing w:after="0" w:line="240" w:lineRule="auto"/>
+        <w:jc w:val="both"/>
+        <w:rPr>
+          <w:rFonts w:hint="eastAsia"/>
+        </w:rPr>
+      </w:pPr>
+    </w:p>
+    <w:p>
+      <w:pPr>
+        <w:spacing w:after="0" w:line="240" w:lineRule="auto"/>
+        <w:jc w:val="both"/>
+      </w:pPr>
+    </w:p>
+    <w:p>
+      <w:pPr>
+        <w:spacing w:after="0" w:line="240" w:lineRule="auto"/>
+        <w:jc w:val="both"/>
+        <w:rPr>
+          <w:rFonts w:hint="eastAsia"/>
+        </w:rPr>
+      </w:pPr>
+      <w:proofErr w:type="gramStart"/>
+      <w:r>
+        <w:rPr>
+          <w:rFonts w:hint="eastAsia"/>
+        </w:rPr>
         <w:lastRenderedPageBreak/>
-        <w:t>sequence-based feature extractors</w:t>
-      </w:r>
-      <w:r>
-        <w:br/>
-      </w:r>
-      <w:r>
-        <w:rPr>
-          <w:rFonts w:hint="eastAsia"/>
-        </w:rPr>
-        <w:t>1.</w:t>
-      </w:r>
-      <w:r>
-        <w:rPr>
-          <w:rFonts w:hint="eastAsia"/>
-        </w:rPr>
-        <w:t>构造预训练的结构提取器挖掘每个氨基酸的原子相关性</w:t>
-      </w:r>
-      <w:r>
-        <w:rPr>
-          <w:rFonts w:hint="eastAsia"/>
-        </w:rPr>
-        <w:t>。</w:t>
-      </w:r>
-    </w:p>
-    <w:p>
-      <w:pPr>
-        <w:spacing w:after="0" w:line="240" w:lineRule="auto"/>
-        <w:jc w:val="both"/>
-      </w:pPr>
-      <w:r>
-        <w:rPr>
-          <w:rFonts w:hint="eastAsia"/>
-        </w:rPr>
-        <w:t>2.</w:t>
-      </w:r>
-      <w:r>
-        <w:rPr>
-          <w:rFonts w:hint="eastAsia"/>
-        </w:rPr>
-        <w:t>设计了一种特征间结构保存的黎曼网络，以扩展现有的蛋白质提取模式</w:t>
-      </w:r>
-      <w:r>
-        <w:rPr>
-          <w:rFonts w:hint="eastAsia"/>
-        </w:rPr>
-        <w:t>。</w:t>
-      </w:r>
-    </w:p>
-    <w:p>
-      <w:pPr>
-        <w:spacing w:after="0" w:line="240" w:lineRule="auto"/>
-        <w:jc w:val="both"/>
-      </w:pPr>
-      <w:r>
-        <w:rPr>
-          <w:rFonts w:hint="eastAsia"/>
-        </w:rPr>
-        <w:t>蛋白质的三维结构本质上是一个非欧几里得几何体-可以被视作流形（manifold），尤其是黎曼流形</w:t>
-      </w:r>
-    </w:p>
-    <w:p>
-      <w:pPr>
-        <w:spacing w:after="0" w:line="240" w:lineRule="auto"/>
-        <w:jc w:val="both"/>
-      </w:pPr>
-      <w:r>
-        <w:rPr>
-          <w:rFonts w:hint="eastAsia"/>
-        </w:rPr>
-        <w:t>作者使用SPD矩阵来构造黎曼流形。</w:t>
-      </w:r>
-    </w:p>
-    <w:p>
-      <w:pPr>
-        <w:spacing w:after="0" w:line="240" w:lineRule="auto"/>
-        <w:jc w:val="both"/>
-      </w:pPr>
-      <w:r>
-        <w:rPr>
-          <w:rFonts w:hint="eastAsia"/>
-        </w:rPr>
-        <w:t>因此，作者考虑将蛋白质表示，在本文模型中，即氨基酸序列中的各氨基酸表示为SPD矩阵。</w:t>
-      </w:r>
-    </w:p>
-    <w:p>
-      <w:pPr>
-        <w:spacing w:after="0" w:line="240" w:lineRule="auto"/>
-        <w:jc w:val="both"/>
-      </w:pPr>
-      <w:r>
-        <w:rPr>
-          <w:rFonts w:hint="eastAsia"/>
-        </w:rPr>
-        <w:t>如图所示，每一个</w:t>
-      </w:r>
-      <w:r>
-        <w:t>tangent</w:t>
-      </w:r>
-      <w:r>
-        <w:rPr>
-          <w:rFonts w:hint="eastAsia"/>
-        </w:rPr>
-        <w:t>都表示了一个氨基酸。</w:t>
-      </w:r>
-    </w:p>
-    <w:p>
-      <w:pPr>
-        <w:spacing w:after="0" w:line="240" w:lineRule="auto"/>
-        <w:jc w:val="both"/>
-      </w:pPr>
-      <w:r>
-        <w:rPr>
-          <w:rFonts w:hint="eastAsia"/>
-        </w:rPr>
-        <w:t>具体来说，</w:t>
-      </w:r>
-    </w:p>
-    <w:p>
-      <w:pPr>
-        <w:spacing w:after="0" w:line="240" w:lineRule="auto"/>
-        <w:jc w:val="both"/>
-      </w:pPr>
-      <w:r>
-        <w:rPr>
-          <w:rFonts w:hint="eastAsia"/>
-        </w:rPr>
-        <w:t>作者通过求取每个氨基酸向量</w:t>
-      </w:r>
-      <w:r>
-        <w:rPr>
-          <w:rFonts w:hint="eastAsia"/>
-        </w:rPr>
-        <w:t>对应的</w:t>
-      </w:r>
-      <w:r>
-        <w:rPr>
-          <w:rFonts w:hint="eastAsia"/>
-        </w:rPr>
-        <w:t>协方差矩阵，</w:t>
-      </w:r>
-      <w:r>
-        <w:rPr>
-          <w:rFonts w:hint="eastAsia"/>
-        </w:rPr>
-        <w:t>之后通过加上</w:t>
-      </w:r>
-      <w:r>
-        <w:rPr>
-          <w:rFonts w:ascii="Courier New" w:hAnsi="Courier New" w:cs="Courier New"/>
-        </w:rPr>
-        <w:t>ϵ</w:t>
-      </w:r>
-      <w:r>
-        <w:t>I</w:t>
-      </w:r>
-      <w:r>
-        <w:rPr>
-          <w:rFonts w:hint="eastAsia"/>
-        </w:rPr>
-        <w:t>对角线正则</w:t>
-      </w:r>
-      <w:r>
-        <w:rPr>
-          <w:rFonts w:hint="eastAsia"/>
-        </w:rPr>
-        <w:t>项</w:t>
-      </w:r>
-      <w:r>
-        <w:rPr>
-          <w:rFonts w:hint="eastAsia"/>
-        </w:rPr>
-        <w:t>，来将每个氨基酸向量使用SPD矩阵表示。</w:t>
-      </w:r>
-    </w:p>
-    <w:p>
-      <w:pPr>
-        <w:spacing w:after="0"/>
-        <w:jc w:val="both"/>
-      </w:pPr>
-      <w:r>
-        <w:rPr>
-          <w:rFonts w:hint="eastAsia"/>
-        </w:rPr>
-        <w:t>其中，</w:t>
-      </w:r>
-      <w:r>
-        <w:t>epsilon</w:t>
-      </w:r>
-      <w:r>
-        <w:rPr>
-          <w:rFonts w:ascii="Courier New" w:hAnsi="Courier New" w:cs="Courier New"/>
-        </w:rPr>
-        <w:t>ϵ</w:t>
-      </w:r>
-      <w:r>
-        <w:t xml:space="preserve"> 是一个非常小的正数（如 1e-3）</w:t>
-      </w:r>
-      <w:r>
-        <w:rPr>
-          <w:rFonts w:hint="eastAsia"/>
-        </w:rPr>
-        <w:t>,I</w:t>
-      </w:r>
-      <w:r>
-        <w:t>是单位矩阵</w:t>
-      </w:r>
-    </w:p>
-    <w:p>
-      <w:pPr>
-        <w:spacing w:after="0" w:line="240" w:lineRule="auto"/>
-        <w:jc w:val="both"/>
-      </w:pPr>
-    </w:p>
-    <w:p>
-      <w:pPr>
-        <w:spacing w:after="0" w:line="240" w:lineRule="auto"/>
-        <w:jc w:val="both"/>
-      </w:pPr>
-    </w:p>
-    <w:p>
-      <w:pPr>
-        <w:spacing w:after="0" w:line="240" w:lineRule="auto"/>
-        <w:jc w:val="both"/>
-      </w:pPr>
-      <w:r>
-        <w:rPr>
-          <w:rFonts w:hint="eastAsia"/>
-        </w:rPr>
-        <w:t>3.</w:t>
-      </w:r>
-      <w:r>
-        <w:rPr>
-          <w:rFonts w:hint="eastAsia"/>
-        </w:rPr>
-        <w:t>开发一种黎曼分类器 ，其使用二阶蛋白质-药物相关性在统一的特征空间</w:t>
-      </w:r>
-      <w:r>
-        <w:rPr>
-          <w:rFonts w:hint="eastAsia"/>
-        </w:rPr>
-        <w:t>。</w:t>
-      </w:r>
-    </w:p>
-    <w:p>
-      <w:pPr>
-        <w:spacing w:after="0" w:line="240" w:lineRule="auto"/>
-        <w:jc w:val="both"/>
+        <w:t>基于基于</w:t>
+      </w:r>
+      <w:proofErr w:type="gramEnd"/>
+      <w:r>
+        <w:rPr>
+          <w:rFonts w:hint="eastAsia"/>
+        </w:rPr>
+        <w:t>长度的黎曼特征，作者可视化了来自</w:t>
+      </w:r>
+      <w:proofErr w:type="spellStart"/>
+      <w:r>
+        <w:rPr>
+          <w:rFonts w:hint="eastAsia"/>
+        </w:rPr>
+        <w:t>BindingDB</w:t>
+      </w:r>
+      <w:proofErr w:type="spellEnd"/>
+      <w:r>
+        <w:rPr>
+          <w:rFonts w:hint="eastAsia"/>
+        </w:rPr>
+        <w:t>和Drug-Bank的两对样</w:t>
+      </w:r>
+      <w:r>
+        <w:rPr>
+          <w:rFonts w:hint="eastAsia"/>
+        </w:rPr>
+        <w:t>本</w:t>
+      </w:r>
+    </w:p>
+    <w:p>
+      <w:pPr>
+        <w:spacing w:after="0" w:line="240" w:lineRule="auto"/>
+        <w:jc w:val="both"/>
+        <w:rPr>
+          <w:rFonts w:hint="eastAsia"/>
+        </w:rPr>
+      </w:pPr>
+      <w:r>
+        <w:rPr>
+          <w:rFonts w:hint="eastAsia"/>
+        </w:rPr>
+        <w:t>通过可视化基于长度的黎曼特征，可以很容易地观察到蛋白质中氨基酸与药物原子之间的相互作用程度</w:t>
+      </w:r>
+    </w:p>
+    <w:p>
+      <w:pPr>
+        <w:spacing w:after="0" w:line="240" w:lineRule="auto"/>
+        <w:jc w:val="both"/>
+      </w:pPr>
+      <w:r>
+        <w:rPr>
+          <w:rFonts w:hint="eastAsia"/>
+        </w:rPr>
+        <w:t>在此基础上，他们可视化了蛋白质和药物的结构，分别用黄色和橙色突出了它们的高反应区域。</w:t>
+      </w:r>
+    </w:p>
+    <w:p>
+      <w:pPr>
+        <w:spacing w:after="0" w:line="240" w:lineRule="auto"/>
+        <w:jc w:val="both"/>
+      </w:pPr>
+      <w:r>
+        <w:rPr>
+          <w:rFonts w:hint="eastAsia"/>
+        </w:rPr>
+        <w:t xml:space="preserve">Based on the length-based Riemannian feature, </w:t>
+      </w:r>
+      <w:r>
+        <w:rPr>
+          <w:rFonts w:hint="eastAsia"/>
+        </w:rPr>
+        <w:t>the authors</w:t>
+      </w:r>
+      <w:r>
+        <w:rPr>
+          <w:rFonts w:hint="eastAsia"/>
+        </w:rPr>
+        <w:t xml:space="preserve"> visualize two pairs of samples from </w:t>
+      </w:r>
+      <w:proofErr w:type="spellStart"/>
+      <w:r>
+        <w:rPr>
+          <w:rFonts w:hint="eastAsia"/>
+        </w:rPr>
+        <w:t>BindingDB</w:t>
+      </w:r>
+      <w:proofErr w:type="spellEnd"/>
+      <w:r>
+        <w:rPr>
+          <w:rFonts w:hint="eastAsia"/>
+        </w:rPr>
+        <w:t xml:space="preserve"> and Drug-Bank</w:t>
+      </w:r>
+    </w:p>
+    <w:p>
+      <w:pPr>
+        <w:spacing w:after="0" w:line="240" w:lineRule="auto"/>
+        <w:jc w:val="both"/>
+      </w:pPr>
+      <w:r>
+        <w:rPr>
+          <w:rFonts w:hint="eastAsia"/>
+        </w:rPr>
+        <w:t>It is easy to observe the interactive degree between the amino acids in the protein and the atoms in the drug by visualizing the length-based Riemannian feature</w:t>
+      </w:r>
+    </w:p>
+    <w:p>
+      <w:pPr>
+        <w:spacing w:after="0" w:line="240" w:lineRule="auto"/>
+        <w:jc w:val="both"/>
+      </w:pPr>
+      <w:r>
+        <w:rPr>
+          <w:rFonts w:hint="eastAsia"/>
+        </w:rPr>
+        <w:t xml:space="preserve">On this basis, </w:t>
+      </w:r>
+      <w:r>
+        <w:rPr>
+          <w:rFonts w:hint="eastAsia"/>
+        </w:rPr>
+        <w:t>they</w:t>
+      </w:r>
+      <w:r>
+        <w:rPr>
+          <w:rFonts w:hint="eastAsia"/>
+        </w:rPr>
+        <w:t xml:space="preserve"> visualize the structure of the protein and the drug, highlighting their high response regions in yellow and orange, respectively.</w:t>
+      </w:r>
+    </w:p>
+    <w:p>
+      <w:pPr>
+        <w:spacing w:after="0" w:line="240" w:lineRule="auto"/>
+        <w:jc w:val="both"/>
+      </w:pPr>
+    </w:p>
+    <w:p>
+      <w:pPr>
+        <w:spacing w:after="0" w:line="240" w:lineRule="auto"/>
+        <w:jc w:val="both"/>
+      </w:pPr>
+    </w:p>
+    <w:p>
+      <w:pPr>
+        <w:spacing w:after="0" w:line="240" w:lineRule="auto"/>
+        <w:jc w:val="both"/>
+      </w:pPr>
+    </w:p>
+    <w:p>
+      <w:pPr>
+        <w:spacing w:after="0" w:line="240" w:lineRule="auto"/>
+        <w:jc w:val="both"/>
+      </w:pPr>
+    </w:p>
+    <w:p>
+      <w:pPr>
+        <w:spacing w:after="0" w:line="240" w:lineRule="auto"/>
+        <w:jc w:val="both"/>
+      </w:pPr>
+    </w:p>
+    <w:p>
+      <w:pPr>
+        <w:spacing w:after="0" w:line="240" w:lineRule="auto"/>
+        <w:jc w:val="both"/>
+      </w:pPr>
+    </w:p>
+    <w:p>
+      <w:pPr>
+        <w:spacing w:after="0" w:line="240" w:lineRule="auto"/>
+        <w:jc w:val="both"/>
+      </w:pPr>
+    </w:p>
+    <w:p>
+      <w:pPr>
+        <w:spacing w:after="0" w:line="240" w:lineRule="auto"/>
+        <w:jc w:val="both"/>
+      </w:pPr>
+    </w:p>
+    <w:p>
+      <w:pPr>
+        <w:spacing w:after="0" w:line="240" w:lineRule="auto"/>
+        <w:jc w:val="both"/>
+      </w:pPr>
+    </w:p>
+    <w:p>
+      <w:pPr>
+        <w:spacing w:after="0" w:line="240" w:lineRule="auto"/>
+        <w:jc w:val="both"/>
+        <w:rPr>
+          <w:rFonts w:hint="eastAsia"/>
+        </w:rPr>
       </w:pPr>
     </w:p>
     <w:sectPr>
@@ -1291,6 +1500,68 @@
     </w:sectPr>
   </w:body>
 </w:document>
+</file>
+
+<file path=word/endnotes.xml><?xml version="1.0" encoding="utf-8"?>
+<w:endnotes xmlns:wpc="http://schemas.microsoft.com/office/word/2010/wordprocessingCanvas" xmlns:cx="http://schemas.microsoft.com/office/drawing/2014/chartex" xmlns:cx1="http://schemas.microsoft.com/office/drawing/2015/9/8/chartex" xmlns:cx2="http://schemas.microsoft.com/office/drawing/2015/10/21/chartex" xmlns:cx3="http://schemas.microsoft.com/office/drawing/2016/5/9/chartex" xmlns:cx4="http://schemas.microsoft.com/office/drawing/2016/5/10/chartex" xmlns:cx5="http://schemas.microsoft.com/office/drawing/2016/5/11/chartex" xmlns:cx6="http://schemas.microsoft.com/office/drawing/2016/5/12/chartex" xmlns:cx7="http://schemas.microsoft.com/office/drawing/2016/5/13/chartex" xmlns:cx8="http://schemas.microsoft.com/office/drawing/2016/5/14/chartex" xmlns:mc="http://schemas.openxmlformats.org/markup-compatibility/2006" xmlns:aink="http://schemas.microsoft.com/office/drawing/2016/ink" xmlns:am3d="http://schemas.microsoft.com/office/drawing/2017/model3d" xmlns:o="urn:schemas-microsoft-com:office:office" xmlns:oel="http://schemas.microsoft.com/office/2019/extlst" xmlns:r="http://schemas.openxmlformats.org/officeDocument/2006/relationships" xmlns:m="http://schemas.openxmlformats.org/officeDocument/2006/math" xmlns:v="urn:schemas-microsoft-com:vml" xmlns:wp14="http://schemas.microsoft.com/office/word/2010/wordprocessingDrawing" xmlns:wp="http://schemas.openxmlformats.org/drawingml/2006/wordprocessingDrawing" xmlns:w10="urn:schemas-microsoft-com:office:word" xmlns:w="http://schemas.openxmlformats.org/wordprocessingml/2006/main" xmlns:w14="http://schemas.microsoft.com/office/word/2010/wordml" xmlns:w15="http://schemas.microsoft.com/office/word/2012/wordml" xmlns:w16cex="http://schemas.microsoft.com/office/word/2018/wordml/cex" xmlns:w16cid="http://schemas.microsoft.com/office/word/2016/wordml/cid" xmlns:w16="http://schemas.microsoft.com/office/word/2018/wordml" xmlns:w16du="http://schemas.microsoft.com/office/word/2023/wordml/word16du" xmlns:w16sdtdh="http://schemas.microsoft.com/office/word/2020/wordml/sdtdatahash" xmlns:w16sdtfl="http://schemas.microsoft.com/office/word/2024/wordml/sdtformatlock" xmlns:w16se="http://schemas.microsoft.com/office/word/2015/wordml/symex" xmlns:wpg="http://schemas.microsoft.com/office/word/2010/wordprocessingGroup" xmlns:wpi="http://schemas.microsoft.com/office/word/2010/wordprocessingInk" xmlns:wne="http://schemas.microsoft.com/office/word/2006/wordml" xmlns:wps="http://schemas.microsoft.com/office/word/2010/wordprocessingShape" mc:Ignorable="w14 w15 w16se w16cid w16 w16cex w16sdtdh w16sdtfl w16du wp14">
+  <w:endnote w:type="separator" w:id="-1">
+    <w:p>
+      <w:pPr>
+        <w:spacing w:after="0" w:line="240" w:lineRule="auto"/>
+        <w:rPr>
+          <w:rFonts w:hint="eastAsia"/>
+        </w:rPr>
+      </w:pPr>
+      <w:r>
+        <w:separator/>
+      </w:r>
+    </w:p>
+  </w:endnote>
+  <w:endnote w:type="continuationSeparator" w:id="0">
+    <w:p>
+      <w:pPr>
+        <w:spacing w:after="0" w:line="240" w:lineRule="auto"/>
+        <w:rPr>
+          <w:rFonts w:hint="eastAsia"/>
+        </w:rPr>
+      </w:pPr>
+      <w:r>
+        <w:continuationSeparator/>
+      </w:r>
+    </w:p>
+  </w:endnote>
+</w:endnotes>
+</file>
+
+<file path=word/footnotes.xml><?xml version="1.0" encoding="utf-8"?>
+<w:footnotes xmlns:wpc="http://schemas.microsoft.com/office/word/2010/wordprocessingCanvas" xmlns:cx="http://schemas.microsoft.com/office/drawing/2014/chartex" xmlns:cx1="http://schemas.microsoft.com/office/drawing/2015/9/8/chartex" xmlns:cx2="http://schemas.microsoft.com/office/drawing/2015/10/21/chartex" xmlns:cx3="http://schemas.microsoft.com/office/drawing/2016/5/9/chartex" xmlns:cx4="http://schemas.microsoft.com/office/drawing/2016/5/10/chartex" xmlns:cx5="http://schemas.microsoft.com/office/drawing/2016/5/11/chartex" xmlns:cx6="http://schemas.microsoft.com/office/drawing/2016/5/12/chartex" xmlns:cx7="http://schemas.microsoft.com/office/drawing/2016/5/13/chartex" xmlns:cx8="http://schemas.microsoft.com/office/drawing/2016/5/14/chartex" xmlns:mc="http://schemas.openxmlformats.org/markup-compatibility/2006" xmlns:aink="http://schemas.microsoft.com/office/drawing/2016/ink" xmlns:am3d="http://schemas.microsoft.com/office/drawing/2017/model3d" xmlns:o="urn:schemas-microsoft-com:office:office" xmlns:oel="http://schemas.microsoft.com/office/2019/extlst" xmlns:r="http://schemas.openxmlformats.org/officeDocument/2006/relationships" xmlns:m="http://schemas.openxmlformats.org/officeDocument/2006/math" xmlns:v="urn:schemas-microsoft-com:vml" xmlns:wp14="http://schemas.microsoft.com/office/word/2010/wordprocessingDrawing" xmlns:wp="http://schemas.openxmlformats.org/drawingml/2006/wordprocessingDrawing" xmlns:w10="urn:schemas-microsoft-com:office:word" xmlns:w="http://schemas.openxmlformats.org/wordprocessingml/2006/main" xmlns:w14="http://schemas.microsoft.com/office/word/2010/wordml" xmlns:w15="http://schemas.microsoft.com/office/word/2012/wordml" xmlns:w16cex="http://schemas.microsoft.com/office/word/2018/wordml/cex" xmlns:w16cid="http://schemas.microsoft.com/office/word/2016/wordml/cid" xmlns:w16="http://schemas.microsoft.com/office/word/2018/wordml" xmlns:w16du="http://schemas.microsoft.com/office/word/2023/wordml/word16du" xmlns:w16sdtdh="http://schemas.microsoft.com/office/word/2020/wordml/sdtdatahash" xmlns:w16sdtfl="http://schemas.microsoft.com/office/word/2024/wordml/sdtformatlock" xmlns:w16se="http://schemas.microsoft.com/office/word/2015/wordml/symex" xmlns:wpg="http://schemas.microsoft.com/office/word/2010/wordprocessingGroup" xmlns:wpi="http://schemas.microsoft.com/office/word/2010/wordprocessingInk" xmlns:wne="http://schemas.microsoft.com/office/word/2006/wordml" xmlns:wps="http://schemas.microsoft.com/office/word/2010/wordprocessingShape" mc:Ignorable="w14 w15 w16se w16cid w16 w16cex w16sdtdh w16sdtfl w16du wp14">
+  <w:footnote w:type="separator" w:id="-1">
+    <w:p>
+      <w:pPr>
+        <w:spacing w:after="0" w:line="240" w:lineRule="auto"/>
+        <w:rPr>
+          <w:rFonts w:hint="eastAsia"/>
+        </w:rPr>
+      </w:pPr>
+      <w:r>
+        <w:separator/>
+      </w:r>
+    </w:p>
+  </w:footnote>
+  <w:footnote w:type="continuationSeparator" w:id="0">
+    <w:p>
+      <w:pPr>
+        <w:spacing w:after="0" w:line="240" w:lineRule="auto"/>
+        <w:rPr>
+          <w:rFonts w:hint="eastAsia"/>
+        </w:rPr>
+      </w:pPr>
+      <w:r>
+        <w:continuationSeparator/>
+      </w:r>
+    </w:p>
+  </w:footnote>
+</w:footnotes>
 </file>
 
 <file path=word/styles.xml><?xml version="1.0" encoding="utf-8"?>
@@ -2228,10 +2499,73 @@
       <w:spacing w:before="100" w:beforeAutospacing="1" w:after="100" w:afterAutospacing="1" w:line="240" w:lineRule="auto"/>
     </w:pPr>
     <w:rPr>
-      <w:rFonts w:ascii="SimSun" w:eastAsia="SimSun" w:hAnsi="SimSun" w:cs="SimSun"/>
+      <w:rFonts w:ascii="宋体" w:eastAsia="宋体" w:hAnsi="宋体" w:cs="宋体"/>
       <w:kern w:val="0"/>
       <w:sz w:val="24"/>
       <w14:ligatures w14:val="none"/>
+    </w:rPr>
+  </w:style>
+  <w:style w:type="paragraph" w:styleId="af">
+    <w:name w:val="header"/>
+    <w:basedOn w:val="a"/>
+    <w:link w:val="af0"/>
+    <w:uiPriority w:val="99"/>
+    <w:unhideWhenUsed/>
+    <w:rsid w:val="000C1C63"/>
+    <w:pPr>
+      <w:tabs>
+        <w:tab w:val="center" w:pos="4153"/>
+        <w:tab w:val="right" w:pos="8306"/>
+      </w:tabs>
+      <w:snapToGrid w:val="0"/>
+      <w:spacing w:line="240" w:lineRule="auto"/>
+      <w:jc w:val="center"/>
+    </w:pPr>
+    <w:rPr>
+      <w:sz w:val="18"/>
+      <w:szCs w:val="18"/>
+    </w:rPr>
+  </w:style>
+  <w:style w:type="character" w:customStyle="1" w:styleId="af0">
+    <w:name w:val="页眉 字符"/>
+    <w:basedOn w:val="a0"/>
+    <w:link w:val="af"/>
+    <w:uiPriority w:val="99"/>
+    <w:rsid w:val="000C1C63"/>
+    <w:rPr>
+      <w:sz w:val="18"/>
+      <w:szCs w:val="18"/>
+    </w:rPr>
+  </w:style>
+  <w:style w:type="paragraph" w:styleId="af1">
+    <w:name w:val="footer"/>
+    <w:basedOn w:val="a"/>
+    <w:link w:val="af2"/>
+    <w:uiPriority w:val="99"/>
+    <w:unhideWhenUsed/>
+    <w:rsid w:val="000C1C63"/>
+    <w:pPr>
+      <w:tabs>
+        <w:tab w:val="center" w:pos="4153"/>
+        <w:tab w:val="right" w:pos="8306"/>
+      </w:tabs>
+      <w:snapToGrid w:val="0"/>
+      <w:spacing w:line="240" w:lineRule="auto"/>
+    </w:pPr>
+    <w:rPr>
+      <w:sz w:val="18"/>
+      <w:szCs w:val="18"/>
+    </w:rPr>
+  </w:style>
+  <w:style w:type="character" w:customStyle="1" w:styleId="af2">
+    <w:name w:val="页脚 字符"/>
+    <w:basedOn w:val="a0"/>
+    <w:link w:val="af1"/>
+    <w:uiPriority w:val="99"/>
+    <w:rsid w:val="000C1C63"/>
+    <w:rPr>
+      <w:sz w:val="18"/>
+      <w:szCs w:val="18"/>
     </w:rPr>
   </w:style>
 </w:styles>
